--- a/blog-module/blog-entries/20260224J/προγνωστικά(1).docx
+++ b/blog-module/blog-entries/20260224J/προγνωστικά(1).docx
@@ -7,7 +7,13 @@
         <w:pStyle w:val="Textbody"/>
       </w:pPr>
       <w:r>
-        <w:t>Random Misc</w:t>
+        <w:t>BetCast</w:t>
+      </w:r>
+      <w:r>
+        <w:t xml:space="preserve"> </w:t>
+      </w:r>
+      <w:r>
+        <w:t>2026</w:t>
       </w:r>
     </w:p>
     <w:p>
